--- a/Gabriel/.Net React/GABRIEL POPA.docx
+++ b/Gabriel/.Net React/GABRIEL POPA.docx
@@ -52,18 +52,7 @@
           <w:color w:val="4472C4" w:themeColor="accent5"/>
           <w:szCs w:val="36"/>
         </w:rPr>
-        <w:t>Senior So</w:t>
-      </w:r>
-      <w:bookmarkStart w:id="0" w:name="_GoBack"/>
-      <w:bookmarkEnd w:id="0"/>
-      <w:r>
-        <w:rPr>
-          <w:b/>
-          <w:bCs/>
-          <w:color w:val="4472C4" w:themeColor="accent5"/>
-          <w:szCs w:val="36"/>
-        </w:rPr>
-        <w:t>ftware Engineer</w:t>
+        <w:t>Senior Software Engineer</w:t>
       </w:r>
       <w:r>
         <w:rPr>
@@ -193,61 +182,10 @@
           <w:sz w:val="20"/>
           <w:szCs w:val="28"/>
         </w:rPr>
-        <w:t>, Romania</w:t>
-      </w:r>
-      <w:r>
-        <w:rPr>
-          <w:rStyle w:val="NormalWebChar"/>
-          <w:rFonts w:asciiTheme="majorBidi" w:hAnsiTheme="majorBidi" w:cstheme="majorBidi"/>
-          <w:bCs/>
-          <w:color w:val="000000" w:themeColor="text1"/>
-          <w:sz w:val="20"/>
-          <w:szCs w:val="28"/>
-        </w:rPr>
-        <w:t xml:space="preserve"> | </w:t>
-      </w:r>
-      <w:r>
-        <w:rPr>
-          <w:rStyle w:val="NormalWebChar"/>
-          <w:rFonts w:asciiTheme="majorBidi" w:hAnsiTheme="majorBidi" w:cstheme="majorBidi"/>
-          <w:bCs/>
-          <w:color w:val="000000" w:themeColor="text1"/>
-          <w:sz w:val="20"/>
-          <w:szCs w:val="28"/>
-        </w:rPr>
-        <w:t xml:space="preserve">+40 764309991 | </w:t>
-      </w:r>
-      <w:r>
-        <w:rPr>
-          <w:rFonts w:asciiTheme="majorBidi" w:eastAsia="Times New Roman" w:hAnsiTheme="majorBidi" w:cstheme="majorBidi"/>
-          <w:bCs/>
-          <w:color w:val="000000" w:themeColor="text1"/>
-          <w:szCs w:val="27"/>
-          <w:lang w:eastAsia="en-US"/>
-        </w:rPr>
-        <w:t>popagabriel0523@outlook.com</w:t>
-      </w:r>
-      <w:r>
-        <w:rPr>
-          <w:rFonts w:asciiTheme="majorBidi" w:eastAsia="Times New Roman" w:hAnsiTheme="majorBidi" w:cstheme="majorBidi"/>
-          <w:bCs/>
-          <w:color w:val="000000" w:themeColor="text1"/>
-          <w:szCs w:val="27"/>
-          <w:lang w:eastAsia="en-US"/>
-        </w:rPr>
-        <w:t xml:space="preserve"> | </w:t>
-      </w:r>
-      <w:r>
-        <w:rPr>
-          <w:rStyle w:val="NormalWebChar"/>
-          <w:rFonts w:asciiTheme="majorBidi" w:hAnsiTheme="majorBidi" w:cstheme="majorBidi"/>
-          <w:bCs/>
-          <w:color w:val="000000" w:themeColor="text1"/>
-          <w:sz w:val="20"/>
-          <w:szCs w:val="27"/>
-        </w:rPr>
-        <w:t>https://www.linkedin.com/in/gabriel-popa-89ba643a4/</w:t>
-      </w:r>
+        <w:t>, Romania | +40 764309991 | gabrielpdev@outlook.com | https://www.linkedin.com/in/gabriel-popa-12890b414/</w:t>
+      </w:r>
+      <w:bookmarkStart w:id="0" w:name="_GoBack"/>
+      <w:bookmarkEnd w:id="0"/>
     </w:p>
     <w:p>
       <w:pPr>
@@ -469,7 +407,6 @@
         </w:rPr>
         <w:t xml:space="preserve">, </w:t>
       </w:r>
-      <w:proofErr w:type="spellStart"/>
       <w:r>
         <w:rPr>
           <w:rStyle w:val="Strong"/>
@@ -478,7 +415,6 @@
         </w:rPr>
         <w:t>PostgreSQL</w:t>
       </w:r>
-      <w:proofErr w:type="spellEnd"/>
       <w:r>
         <w:rPr>
           <w:rFonts w:ascii="Times New Roman" w:hAnsi="Times New Roman" w:cs="Times New Roman"/>
@@ -516,7 +452,6 @@
         </w:rPr>
         <w:t xml:space="preserve">, </w:t>
       </w:r>
-      <w:proofErr w:type="spellStart"/>
       <w:r>
         <w:rPr>
           <w:rStyle w:val="Strong"/>
@@ -525,7 +460,6 @@
         </w:rPr>
         <w:t>Docker</w:t>
       </w:r>
-      <w:proofErr w:type="spellEnd"/>
       <w:r>
         <w:rPr>
           <w:rFonts w:ascii="Times New Roman" w:hAnsi="Times New Roman" w:cs="Times New Roman"/>
@@ -649,27 +583,7 @@
           <w:szCs w:val="24"/>
           <w:lang w:eastAsia="en-US"/>
         </w:rPr>
-        <w:t xml:space="preserve">, HTML5, CSS3, Sass, Bootstrap, Tailwind CSS, </w:t>
-      </w:r>
-      <w:proofErr w:type="spellStart"/>
-      <w:r>
-        <w:rPr>
-          <w:rFonts w:ascii="Times New Roman" w:eastAsia="Times New Roman" w:hAnsi="Times New Roman" w:cs="Times New Roman"/>
-          <w:sz w:val="22"/>
-          <w:szCs w:val="24"/>
-          <w:lang w:eastAsia="en-US"/>
-        </w:rPr>
-        <w:t>Redux</w:t>
-      </w:r>
-      <w:proofErr w:type="spellEnd"/>
-      <w:r>
-        <w:rPr>
-          <w:rFonts w:ascii="Times New Roman" w:eastAsia="Times New Roman" w:hAnsi="Times New Roman" w:cs="Times New Roman"/>
-          <w:sz w:val="22"/>
-          <w:szCs w:val="24"/>
-          <w:lang w:eastAsia="en-US"/>
-        </w:rPr>
-        <w:t xml:space="preserve">, Context API, React Hooks, React Query, </w:t>
+        <w:t xml:space="preserve">, HTML5, CSS3, Sass, Bootstrap, Tailwind CSS, Redux, Context API, React Hooks, React Query, </w:t>
       </w:r>
       <w:proofErr w:type="spellStart"/>
       <w:r>
@@ -882,27 +796,7 @@
           <w:szCs w:val="24"/>
           <w:lang w:eastAsia="en-US"/>
         </w:rPr>
-        <w:t xml:space="preserve">, </w:t>
-      </w:r>
-      <w:proofErr w:type="spellStart"/>
-      <w:r>
-        <w:rPr>
-          <w:rFonts w:ascii="Times New Roman" w:eastAsia="Times New Roman" w:hAnsi="Times New Roman" w:cs="Times New Roman"/>
-          <w:sz w:val="22"/>
-          <w:szCs w:val="24"/>
-          <w:lang w:eastAsia="en-US"/>
-        </w:rPr>
-        <w:t>PostgreSQL</w:t>
-      </w:r>
-      <w:proofErr w:type="spellEnd"/>
-      <w:r>
-        <w:rPr>
-          <w:rFonts w:ascii="Times New Roman" w:eastAsia="Times New Roman" w:hAnsi="Times New Roman" w:cs="Times New Roman"/>
-          <w:sz w:val="22"/>
-          <w:szCs w:val="24"/>
-          <w:lang w:eastAsia="en-US"/>
-        </w:rPr>
-        <w:t xml:space="preserve">, MySQL, </w:t>
+        <w:t xml:space="preserve">, PostgreSQL, MySQL, </w:t>
       </w:r>
       <w:proofErr w:type="spellStart"/>
       <w:r>
@@ -950,180 +844,56 @@
           <w:szCs w:val="24"/>
           <w:lang w:eastAsia="en-US"/>
         </w:rPr>
-        <w:t xml:space="preserve">Cloud &amp; </w:t>
+        <w:t>Cloud &amp; DevOps:</w:t>
+      </w:r>
+      <w:r>
+        <w:rPr>
+          <w:rFonts w:ascii="Times New Roman" w:eastAsia="Times New Roman" w:hAnsi="Times New Roman" w:cs="Times New Roman"/>
+          <w:sz w:val="22"/>
+          <w:szCs w:val="24"/>
+          <w:lang w:eastAsia="en-US"/>
+        </w:rPr>
+        <w:t xml:space="preserve"> </w:t>
+      </w:r>
+      <w:r>
+        <w:rPr>
+          <w:rFonts w:ascii="Times New Roman" w:eastAsia="Times New Roman" w:hAnsi="Times New Roman" w:cs="Times New Roman"/>
+          <w:b/>
+          <w:bCs/>
+          <w:sz w:val="22"/>
+          <w:szCs w:val="24"/>
+          <w:lang w:eastAsia="en-US"/>
+        </w:rPr>
+        <w:t>Azure App Service</w:t>
+      </w:r>
+      <w:r>
+        <w:rPr>
+          <w:rFonts w:ascii="Times New Roman" w:eastAsia="Times New Roman" w:hAnsi="Times New Roman" w:cs="Times New Roman"/>
+          <w:sz w:val="22"/>
+          <w:szCs w:val="24"/>
+          <w:lang w:eastAsia="en-US"/>
+        </w:rPr>
+        <w:t xml:space="preserve">, Azure Functions, Azure DevOps, AWS, Docker, Kubernetes basics, </w:t>
       </w:r>
       <w:proofErr w:type="spellStart"/>
       <w:r>
         <w:rPr>
           <w:rFonts w:ascii="Times New Roman" w:eastAsia="Times New Roman" w:hAnsi="Times New Roman" w:cs="Times New Roman"/>
-          <w:b/>
-          <w:bCs/>
-          <w:sz w:val="22"/>
-          <w:szCs w:val="24"/>
-          <w:lang w:eastAsia="en-US"/>
-        </w:rPr>
-        <w:t>DevOps</w:t>
+          <w:sz w:val="22"/>
+          <w:szCs w:val="24"/>
+          <w:lang w:eastAsia="en-US"/>
+        </w:rPr>
+        <w:t>Git</w:t>
       </w:r>
       <w:proofErr w:type="spellEnd"/>
       <w:r>
         <w:rPr>
           <w:rFonts w:ascii="Times New Roman" w:eastAsia="Times New Roman" w:hAnsi="Times New Roman" w:cs="Times New Roman"/>
-          <w:b/>
-          <w:bCs/>
-          <w:sz w:val="22"/>
-          <w:szCs w:val="24"/>
-          <w:lang w:eastAsia="en-US"/>
-        </w:rPr>
-        <w:t>:</w:t>
-      </w:r>
-      <w:r>
-        <w:rPr>
-          <w:rFonts w:ascii="Times New Roman" w:eastAsia="Times New Roman" w:hAnsi="Times New Roman" w:cs="Times New Roman"/>
-          <w:sz w:val="22"/>
-          <w:szCs w:val="24"/>
-          <w:lang w:eastAsia="en-US"/>
-        </w:rPr>
-        <w:t xml:space="preserve"> </w:t>
-      </w:r>
-      <w:r>
-        <w:rPr>
-          <w:rFonts w:ascii="Times New Roman" w:eastAsia="Times New Roman" w:hAnsi="Times New Roman" w:cs="Times New Roman"/>
-          <w:b/>
-          <w:bCs/>
-          <w:sz w:val="22"/>
-          <w:szCs w:val="24"/>
-          <w:lang w:eastAsia="en-US"/>
-        </w:rPr>
-        <w:t>Azure App Service</w:t>
-      </w:r>
-      <w:r>
-        <w:rPr>
-          <w:rFonts w:ascii="Times New Roman" w:eastAsia="Times New Roman" w:hAnsi="Times New Roman" w:cs="Times New Roman"/>
-          <w:sz w:val="22"/>
-          <w:szCs w:val="24"/>
-          <w:lang w:eastAsia="en-US"/>
-        </w:rPr>
-        <w:t xml:space="preserve">, Azure Functions, Azure </w:t>
-      </w:r>
-      <w:proofErr w:type="spellStart"/>
-      <w:r>
-        <w:rPr>
-          <w:rFonts w:ascii="Times New Roman" w:eastAsia="Times New Roman" w:hAnsi="Times New Roman" w:cs="Times New Roman"/>
-          <w:sz w:val="22"/>
-          <w:szCs w:val="24"/>
-          <w:lang w:eastAsia="en-US"/>
-        </w:rPr>
-        <w:t>DevOps</w:t>
-      </w:r>
-      <w:proofErr w:type="spellEnd"/>
-      <w:r>
-        <w:rPr>
-          <w:rFonts w:ascii="Times New Roman" w:eastAsia="Times New Roman" w:hAnsi="Times New Roman" w:cs="Times New Roman"/>
-          <w:sz w:val="22"/>
-          <w:szCs w:val="24"/>
-          <w:lang w:eastAsia="en-US"/>
-        </w:rPr>
-        <w:t xml:space="preserve">, AWS, </w:t>
-      </w:r>
-      <w:proofErr w:type="spellStart"/>
-      <w:r>
-        <w:rPr>
-          <w:rFonts w:ascii="Times New Roman" w:eastAsia="Times New Roman" w:hAnsi="Times New Roman" w:cs="Times New Roman"/>
-          <w:sz w:val="22"/>
-          <w:szCs w:val="24"/>
-          <w:lang w:eastAsia="en-US"/>
-        </w:rPr>
-        <w:t>Docker</w:t>
-      </w:r>
-      <w:proofErr w:type="spellEnd"/>
-      <w:r>
-        <w:rPr>
-          <w:rFonts w:ascii="Times New Roman" w:eastAsia="Times New Roman" w:hAnsi="Times New Roman" w:cs="Times New Roman"/>
-          <w:sz w:val="22"/>
-          <w:szCs w:val="24"/>
-          <w:lang w:eastAsia="en-US"/>
-        </w:rPr>
-        <w:t xml:space="preserve">, </w:t>
-      </w:r>
-      <w:proofErr w:type="spellStart"/>
-      <w:r>
-        <w:rPr>
-          <w:rFonts w:ascii="Times New Roman" w:eastAsia="Times New Roman" w:hAnsi="Times New Roman" w:cs="Times New Roman"/>
-          <w:sz w:val="22"/>
-          <w:szCs w:val="24"/>
-          <w:lang w:eastAsia="en-US"/>
-        </w:rPr>
-        <w:t>Kubernetes</w:t>
-      </w:r>
-      <w:proofErr w:type="spellEnd"/>
-      <w:r>
-        <w:rPr>
-          <w:rFonts w:ascii="Times New Roman" w:eastAsia="Times New Roman" w:hAnsi="Times New Roman" w:cs="Times New Roman"/>
-          <w:sz w:val="22"/>
-          <w:szCs w:val="24"/>
-          <w:lang w:eastAsia="en-US"/>
-        </w:rPr>
-        <w:t xml:space="preserve"> basics, </w:t>
-      </w:r>
-      <w:proofErr w:type="spellStart"/>
-      <w:r>
-        <w:rPr>
-          <w:rFonts w:ascii="Times New Roman" w:eastAsia="Times New Roman" w:hAnsi="Times New Roman" w:cs="Times New Roman"/>
-          <w:sz w:val="22"/>
-          <w:szCs w:val="24"/>
-          <w:lang w:eastAsia="en-US"/>
-        </w:rPr>
-        <w:t>Git</w:t>
-      </w:r>
-      <w:proofErr w:type="spellEnd"/>
-      <w:r>
-        <w:rPr>
-          <w:rFonts w:ascii="Times New Roman" w:eastAsia="Times New Roman" w:hAnsi="Times New Roman" w:cs="Times New Roman"/>
-          <w:sz w:val="22"/>
-          <w:szCs w:val="24"/>
-          <w:lang w:eastAsia="en-US"/>
-        </w:rPr>
-        <w:t xml:space="preserve">, </w:t>
-      </w:r>
-      <w:proofErr w:type="spellStart"/>
-      <w:r>
-        <w:rPr>
-          <w:rFonts w:ascii="Times New Roman" w:eastAsia="Times New Roman" w:hAnsi="Times New Roman" w:cs="Times New Roman"/>
-          <w:sz w:val="22"/>
-          <w:szCs w:val="24"/>
-          <w:lang w:eastAsia="en-US"/>
-        </w:rPr>
-        <w:t>GitHub</w:t>
-      </w:r>
-      <w:proofErr w:type="spellEnd"/>
-      <w:r>
-        <w:rPr>
-          <w:rFonts w:ascii="Times New Roman" w:eastAsia="Times New Roman" w:hAnsi="Times New Roman" w:cs="Times New Roman"/>
-          <w:sz w:val="22"/>
-          <w:szCs w:val="24"/>
-          <w:lang w:eastAsia="en-US"/>
-        </w:rPr>
-        <w:t xml:space="preserve"> Actions, Jenkins, CI/CD pipelines, IIS, </w:t>
-      </w:r>
-      <w:proofErr w:type="spellStart"/>
-      <w:r>
-        <w:rPr>
-          <w:rFonts w:ascii="Times New Roman" w:eastAsia="Times New Roman" w:hAnsi="Times New Roman" w:cs="Times New Roman"/>
-          <w:sz w:val="22"/>
-          <w:szCs w:val="24"/>
-          <w:lang w:eastAsia="en-US"/>
-        </w:rPr>
-        <w:t>Nginx</w:t>
-      </w:r>
-      <w:proofErr w:type="spellEnd"/>
-      <w:r>
-        <w:rPr>
-          <w:rFonts w:ascii="Times New Roman" w:eastAsia="Times New Roman" w:hAnsi="Times New Roman" w:cs="Times New Roman"/>
-          <w:sz w:val="22"/>
-          <w:szCs w:val="24"/>
-          <w:lang w:eastAsia="en-US"/>
-        </w:rPr>
-        <w:t>, Linux, environment setup, release automation, deployment troubleshooting</w:t>
+          <w:sz w:val="22"/>
+          <w:szCs w:val="24"/>
+          <w:lang w:eastAsia="en-US"/>
+        </w:rPr>
+        <w:t>, GitHub Actions, Jenkins, CI/CD pipelines, IIS, Nginx, Linux, environment setup, release automation, deployment troubleshooting</w:t>
       </w:r>
     </w:p>
     <w:p>
@@ -1142,29 +912,16 @@
           <w:lang w:eastAsia="en-US"/>
         </w:rPr>
       </w:pPr>
-      <w:proofErr w:type="spellStart"/>
-      <w:r>
-        <w:rPr>
-          <w:rFonts w:ascii="Times New Roman" w:eastAsia="Times New Roman" w:hAnsi="Times New Roman" w:cs="Times New Roman"/>
-          <w:b/>
-          <w:bCs/>
-          <w:sz w:val="22"/>
-          <w:szCs w:val="24"/>
-          <w:lang w:eastAsia="en-US"/>
-        </w:rPr>
-        <w:t>Observability</w:t>
-      </w:r>
-      <w:proofErr w:type="spellEnd"/>
-      <w:r>
-        <w:rPr>
-          <w:rFonts w:ascii="Times New Roman" w:eastAsia="Times New Roman" w:hAnsi="Times New Roman" w:cs="Times New Roman"/>
-          <w:b/>
-          <w:bCs/>
-          <w:sz w:val="22"/>
-          <w:szCs w:val="24"/>
-          <w:lang w:eastAsia="en-US"/>
-        </w:rPr>
-        <w:t xml:space="preserve"> / Quality / Security:</w:t>
+      <w:r>
+        <w:rPr>
+          <w:rFonts w:ascii="Times New Roman" w:eastAsia="Times New Roman" w:hAnsi="Times New Roman" w:cs="Times New Roman"/>
+          <w:b/>
+          <w:bCs/>
+          <w:sz w:val="22"/>
+          <w:szCs w:val="24"/>
+          <w:lang w:eastAsia="en-US"/>
+        </w:rPr>
+        <w:t>Observability / Quality / Security:</w:t>
       </w:r>
       <w:r>
         <w:rPr>
@@ -1904,7 +1661,6 @@
         </w:rPr>
         <w:t xml:space="preserve"> away from heavier </w:t>
       </w:r>
-      <w:proofErr w:type="spellStart"/>
       <w:proofErr w:type="gramStart"/>
       <w:r>
         <w:rPr>
@@ -1915,7 +1671,6 @@
         </w:rPr>
         <w:t>Redux</w:t>
       </w:r>
-      <w:proofErr w:type="spellEnd"/>
       <w:proofErr w:type="gramEnd"/>
       <w:r>
         <w:rPr>
@@ -2002,7 +1757,6 @@
         </w:rPr>
         <w:t xml:space="preserve"> by improving </w:t>
       </w:r>
-      <w:proofErr w:type="spellStart"/>
       <w:r>
         <w:rPr>
           <w:rFonts w:ascii="Times New Roman" w:eastAsia="Times New Roman" w:hAnsi="Times New Roman" w:cs="Times New Roman"/>
@@ -2014,7 +1768,6 @@
         </w:rPr>
         <w:t>Docker</w:t>
       </w:r>
-      <w:proofErr w:type="spellEnd"/>
       <w:r>
         <w:rPr>
           <w:rFonts w:ascii="Times New Roman" w:eastAsia="Times New Roman" w:hAnsi="Times New Roman" w:cs="Times New Roman"/>
@@ -3077,7 +2830,6 @@
         </w:rPr>
         <w:t xml:space="preserve"> with </w:t>
       </w:r>
-      <w:proofErr w:type="spellStart"/>
       <w:r>
         <w:rPr>
           <w:rFonts w:ascii="Times New Roman" w:eastAsia="Times New Roman" w:hAnsi="Times New Roman" w:cs="Times New Roman"/>
@@ -3089,7 +2841,6 @@
         </w:rPr>
         <w:t>Docker</w:t>
       </w:r>
-      <w:proofErr w:type="spellEnd"/>
       <w:r>
         <w:rPr>
           <w:rFonts w:ascii="Times New Roman" w:eastAsia="Times New Roman" w:hAnsi="Times New Roman" w:cs="Times New Roman"/>
@@ -7308,7 +7059,6 @@
       <w:jc w:val="both"/>
     </w:pPr>
     <w:tblPr>
-      <w:tblInd w:w="0" w:type="dxa"/>
       <w:tblBorders>
         <w:top w:val="single" w:sz="4" w:space="0" w:color="auto"/>
         <w:left w:val="single" w:sz="4" w:space="0" w:color="auto"/>
@@ -7317,12 +7067,6 @@
         <w:insideH w:val="single" w:sz="4" w:space="0" w:color="auto"/>
         <w:insideV w:val="single" w:sz="4" w:space="0" w:color="auto"/>
       </w:tblBorders>
-      <w:tblCellMar>
-        <w:top w:w="0" w:type="dxa"/>
-        <w:left w:w="108" w:type="dxa"/>
-        <w:bottom w:w="0" w:type="dxa"/>
-        <w:right w:w="108" w:type="dxa"/>
-      </w:tblCellMar>
     </w:tblPr>
   </w:style>
   <w:style w:type="character" w:customStyle="1" w:styleId="NormalWebChar">
@@ -7593,7 +7337,6 @@
       <w:jc w:val="both"/>
     </w:pPr>
     <w:tblPr>
-      <w:tblInd w:w="0" w:type="dxa"/>
       <w:tblBorders>
         <w:top w:val="single" w:sz="4" w:space="0" w:color="auto"/>
         <w:left w:val="single" w:sz="4" w:space="0" w:color="auto"/>
@@ -7602,12 +7345,6 @@
         <w:insideH w:val="single" w:sz="4" w:space="0" w:color="auto"/>
         <w:insideV w:val="single" w:sz="4" w:space="0" w:color="auto"/>
       </w:tblBorders>
-      <w:tblCellMar>
-        <w:top w:w="0" w:type="dxa"/>
-        <w:left w:w="108" w:type="dxa"/>
-        <w:bottom w:w="0" w:type="dxa"/>
-        <w:right w:w="108" w:type="dxa"/>
-      </w:tblCellMar>
     </w:tblPr>
   </w:style>
   <w:style w:type="character" w:customStyle="1" w:styleId="NormalWebChar">

--- a/Gabriel/.Net React/GABRIEL POPA.docx
+++ b/Gabriel/.Net React/GABRIEL POPA.docx
@@ -184,8 +184,6 @@
         </w:rPr>
         <w:t>, Romania | +40 764309991 | gabrielpdev@outlook.com | https://www.linkedin.com/in/gabriel-popa-12890b414/</w:t>
       </w:r>
-      <w:bookmarkStart w:id="0" w:name="_GoBack"/>
-      <w:bookmarkEnd w:id="0"/>
     </w:p>
     <w:p>
       <w:pPr>
@@ -1110,7 +1108,7 @@
           <w:sz w:val="22"/>
           <w:szCs w:val="28"/>
         </w:rPr>
-        <w:t xml:space="preserve">2024 – </w:t>
+        <w:t xml:space="preserve"> </w:t>
       </w:r>
       <w:r>
         <w:rPr>
@@ -1119,7 +1117,45 @@
           <w:sz w:val="22"/>
           <w:szCs w:val="28"/>
         </w:rPr>
-        <w:t>Dec 2025)</w:t>
+        <w:t xml:space="preserve">2024 – </w:t>
+      </w:r>
+      <w:r>
+        <w:rPr>
+          <w:rFonts w:asciiTheme="majorBidi" w:hAnsiTheme="majorBidi" w:cstheme="majorBidi"/>
+          <w:i/>
+          <w:sz w:val="22"/>
+          <w:szCs w:val="28"/>
+        </w:rPr>
+        <w:t>May</w:t>
+      </w:r>
+      <w:r>
+        <w:rPr>
+          <w:rFonts w:asciiTheme="majorBidi" w:hAnsiTheme="majorBidi" w:cstheme="majorBidi"/>
+          <w:i/>
+          <w:sz w:val="22"/>
+          <w:szCs w:val="28"/>
+        </w:rPr>
+        <w:t xml:space="preserve"> 202</w:t>
+      </w:r>
+      <w:r>
+        <w:rPr>
+          <w:rFonts w:asciiTheme="majorBidi" w:hAnsiTheme="majorBidi" w:cstheme="majorBidi"/>
+          <w:i/>
+          <w:sz w:val="22"/>
+          <w:szCs w:val="28"/>
+        </w:rPr>
+        <w:t>6</w:t>
+      </w:r>
+      <w:bookmarkStart w:id="0" w:name="_GoBack"/>
+      <w:bookmarkEnd w:id="0"/>
+      <w:r>
+        <w:rPr>
+          <w:rFonts w:asciiTheme="majorBidi" w:hAnsiTheme="majorBidi" w:cstheme="majorBidi"/>
+          <w:i/>
+          <w:sz w:val="22"/>
+          <w:szCs w:val="28"/>
+        </w:rPr>
+        <w:t>)</w:t>
       </w:r>
     </w:p>
     <w:p>
@@ -2979,7 +3015,7 @@
           <w:sz w:val="22"/>
           <w:szCs w:val="28"/>
         </w:rPr>
-        <w:t>Sept</w:t>
+        <w:t>Sep</w:t>
       </w:r>
       <w:r>
         <w:rPr>
